--- a/india_monitor_data/rag/documents/Strike_Intelligence/Border___Customs_Playbook.docx
+++ b/india_monitor_data/rag/documents/Strike_Intelligence/Border___Customs_Playbook.docx
@@ -13,7 +13,7 @@
     </w:p>
     <w:p>
       <w:r>
-        <w:t>Report Generated: 2026-09-08 14:22:28</w:t>
+        <w:t>Report Generated: 2026-09-09 16:49:43</w:t>
       </w:r>
     </w:p>
     <w:p>
@@ -23,7 +23,7 @@
     </w:p>
     <w:p>
       <w:r>
-        <w:t>Total Disruption Incidents Monitored: 9</w:t>
+        <w:t>Total Disruption Incidents Monitored: 11</w:t>
       </w:r>
     </w:p>
     <w:p>
@@ -52,7 +52,7 @@
         <w:rPr>
           <w:b/>
         </w:rPr>
-        <w:t>Incident #1: Russian missile barrage disrupts internet, customs databases in Ukraine - The Record from Recorded Future News</w:t>
+        <w:t>Incident #1: Russian drone attack kills two at Ukraine-Moldova border crossing - Al Jazeera</w:t>
         <w:br/>
       </w:r>
       <w:r>
@@ -69,7 +69,41 @@
         <w:rPr>
           <w:b/>
         </w:rPr>
-        <w:t>Incident #2: US Customs shrugs off ‘devastating’ damage to couple’s $220,000 cacao shipment - Stuff</w:t>
+        <w:t>Incident #2: Russian missile barrage disrupts internet, customs databases in Ukraine - therecord.media</w:t>
+        <w:br/>
+      </w:r>
+      <w:r>
+        <w:t>• Location / Hub: Global (Global) | Severity: LOW</w:t>
+        <w:br/>
+      </w:r>
+      <w:r>
+        <w:t>• Published: None | Source: Unknown</w:t>
+        <w:br/>
+      </w:r>
+    </w:p>
+    <w:p>
+      <w:r>
+        <w:rPr>
+          <w:b/>
+        </w:rPr>
+        <w:t>Incident #3: Russian missile barrage disrupts internet, customs databases in Ukraine - The Record from Recorded Future News</w:t>
+        <w:br/>
+      </w:r>
+      <w:r>
+        <w:t>• Location / Hub: Global (Global) | Severity: LOW</w:t>
+        <w:br/>
+      </w:r>
+      <w:r>
+        <w:t>• Published: None | Source: Unknown</w:t>
+        <w:br/>
+      </w:r>
+    </w:p>
+    <w:p>
+      <w:r>
+        <w:rPr>
+          <w:b/>
+        </w:rPr>
+        <w:t>Incident #4: US Customs shrugs off ‘devastating’ damage to couple’s $220,000 cacao shipment - Stuff</w:t>
         <w:br/>
       </w:r>
       <w:r>
@@ -86,7 +120,7 @@
         <w:rPr>
           <w:b/>
         </w:rPr>
-        <w:t>Incident #3: Construction expected to delay traffic at Arizona-Mexico border crossing for 4-5 months - KTAR News 92.3 FM</w:t>
+        <w:t>Incident #5: Construction expected to delay traffic at Arizona-Mexico border crossing for 4-5 months - KTAR News 92.3 FM</w:t>
         <w:br/>
       </w:r>
       <w:r>
@@ -103,7 +137,7 @@
         <w:rPr>
           <w:b/>
         </w:rPr>
-        <w:t>Incident #4: Buyer Beware: Bad Actors Exploit De Minimis Shipments - U.S. Customs and Border Protection (.gov)</w:t>
+        <w:t>Incident #6: Buyer Beware: Bad Actors Exploit De Minimis Shipments - U.S. Customs and Border Protection (.gov)</w:t>
         <w:br/>
       </w:r>
       <w:r>
@@ -120,7 +154,7 @@
         <w:rPr>
           <w:b/>
         </w:rPr>
-        <w:t>Incident #5: Construction expected to delay traffic at Arizona-Mexico border crossing for 4-5 months - ktar.com</w:t>
+        <w:t>Incident #7: Construction expected to delay traffic at Arizona-Mexico border crossing for 4-5 months - ktar.com</w:t>
         <w:br/>
       </w:r>
       <w:r>
@@ -137,45 +171,11 @@
         <w:rPr>
           <w:b/>
         </w:rPr>
-        <w:t>Incident #6: CBP AI Flags Transshipped Goods Before Customs Clears Them, Closing Post-Audit Loophole - Tech Times</w:t>
+        <w:t>Incident #8: CBP AI Flags Transshipped Goods Before Customs Clears Them, Closing Post-Audit Loophole - Tech Times</w:t>
         <w:br/>
       </w:r>
       <w:r>
         <w:t>• Location / Hub: Global (Global) | Severity: LOW</w:t>
-        <w:br/>
-      </w:r>
-      <w:r>
-        <w:t>• Published: None | Source: Unknown</w:t>
-        <w:br/>
-      </w:r>
-    </w:p>
-    <w:p>
-      <w:r>
-        <w:rPr>
-          <w:b/>
-        </w:rPr>
-        <w:t>Incident #7: VIDEO: Massive delays at Blue Water Bridge after system outage in Canadian Customs - WXYZ Channel 7</w:t>
-        <w:br/>
-      </w:r>
-      <w:r>
-        <w:t>• Location / Hub: Canada (Canada) | Severity: MEDIUM</w:t>
-        <w:br/>
-      </w:r>
-      <w:r>
-        <w:t>• Published: None | Source: Unknown</w:t>
-        <w:br/>
-      </w:r>
-    </w:p>
-    <w:p>
-      <w:r>
-        <w:rPr>
-          <w:b/>
-        </w:rPr>
-        <w:t>Incident #8: Data-led customs could cut cargo delays - Freight News</w:t>
-        <w:br/>
-      </w:r>
-      <w:r>
-        <w:t>• Location / Hub: Global (Global) | Severity: MEDIUM</w:t>
         <w:br/>
       </w:r>
       <w:r>
